--- a/proposal/QA准备-演讲稿配套.docx
+++ b/proposal/QA准备-演讲稿配套.docx
@@ -3473,6 +3473,157 @@
     </w:p>
     <w:p>
       <w:pPr>
+        <w:spacing w:before="40" w:after="60" w:line="288" w:lineRule="auto"/>
+        <w:ind w:left="200" w:right="0" w:hanging="0"/>
+        <w:shd w:val="clear" w:color="auto" w:fill="F0FDFA"/>
+        <w:pBdr>
+          <w:left w:val="single" w:sz="18" w:space="8" w:color="0D9488"/>
+        </w:pBdr>
+      </w:pPr>
+      <w:r>
+        <w:rPr>
+          <w:rFonts w:ascii="Microsoft YaHei" w:hAnsi="Microsoft YaHei" w:eastAsia="Microsoft YaHei"/>
+          <w:sz w:val="21"/>
+          <w:szCs w:val="21"/>
+          <w:color w:val="1A2B3C"/>
+        </w:rPr>
+        <w:t>F5. "What is the full name of your project?" / 「项目全称是什么？」</w:t>
+      </w:r>
+    </w:p>
+    <w:p>
+      <w:pPr>
+        <w:spacing w:before="0" w:after="60" w:line="276" w:lineRule="auto"/>
+        <w:ind w:left="200" w:right="0" w:hanging="0"/>
+      </w:pPr>
+      <w:r>
+        <w:rPr>
+          <w:rFonts w:ascii="Arial" w:hAnsi="Arial" w:eastAsia="Microsoft YaHei"/>
+          <w:sz w:val="21"/>
+          <w:szCs w:val="21"/>
+          <w:color w:val="1A2B3C"/>
+          <w:b/>
+          <w:bCs/>
+        </w:rPr>
+        <w:t>PharmaColdOps — An Intelligent System for Temperature-Excursion Disposition and Delivery Re-routing in Cold-Chain Pharmaceuticals.</w:t>
+      </w:r>
+      <w:r>
+        <w:rPr>
+          <w:rFonts w:ascii="Microsoft YaHei" w:hAnsi="Microsoft YaHei" w:eastAsia="Microsoft YaHei"/>
+          <w:sz w:val="21"/>
+          <w:szCs w:val="21"/>
+          <w:color w:val="1A2B3C"/>
+        </w:rPr>
+        <w:t xml:space="preserve"> It is the title on our cover slide; in Chinese we say 「冷链药品温度偏移处置与配送改派决策支持原型」. The registered group is Project Group 41.</w:t>
+      </w:r>
+    </w:p>
+    <w:p>
+      <w:pPr>
+        <w:spacing w:before="0" w:after="40" w:line="276" w:lineRule="auto"/>
+        <w:ind w:left="430" w:right="0" w:hanging="200"/>
+      </w:pPr>
+      <w:r>
+        <w:rPr>
+          <w:rFonts w:ascii="Microsoft YaHei" w:hAnsi="Microsoft YaHei" w:eastAsia="Microsoft YaHei"/>
+          <w:sz w:val="21"/>
+          <w:szCs w:val="21"/>
+          <w:color w:val="1A2B3C"/>
+        </w:rPr>
+        <w:t>注意：</w:t>
+      </w:r>
+      <w:r>
+        <w:rPr>
+          <w:rFonts w:ascii="Microsoft YaHei" w:hAnsi="Microsoft YaHei" w:eastAsia="Microsoft YaHei"/>
+          <w:sz w:val="21"/>
+          <w:szCs w:val="21"/>
+          <w:color w:val="1A2B3C"/>
+          <w:b/>
+          <w:bCs/>
+        </w:rPr>
+        <w:t>提案正文里没有这串全名</w:t>
+      </w:r>
+      <w:r>
+        <w:rPr>
+          <w:rFonts w:ascii="Microsoft YaHei" w:hAnsi="Microsoft YaHei" w:eastAsia="Microsoft YaHei"/>
+          <w:sz w:val="21"/>
+          <w:szCs w:val="21"/>
+          <w:color w:val="1A2B3C"/>
+        </w:rPr>
+        <w:t xml:space="preserve">（英文提案首行只有 </w:t>
+      </w:r>
+      <w:r>
+        <w:rPr>
+          <w:rFonts w:ascii="Consolas" w:hAnsi="Consolas" w:eastAsia="Consolas"/>
+          <w:sz w:val="19"/>
+          <w:szCs w:val="19"/>
+          <w:color w:val="334155"/>
+        </w:rPr>
+        <w:t># PharmaColdOps</w:t>
+      </w:r>
+      <w:r>
+        <w:rPr>
+          <w:rFonts w:ascii="Microsoft YaHei" w:hAnsi="Microsoft YaHei" w:eastAsia="Microsoft YaHei"/>
+          <w:sz w:val="21"/>
+          <w:szCs w:val="21"/>
+          <w:color w:val="1A2B3C"/>
+        </w:rPr>
+        <w:t>），它只存在于 deck 封面。所以不要在台上说"如提案标题所写"。</w:t>
+      </w:r>
+    </w:p>
+    <w:p>
+      <w:pPr>
+        <w:spacing w:before="0" w:after="40" w:line="276" w:lineRule="auto"/>
+        <w:ind w:left="430" w:right="0" w:hanging="200"/>
+      </w:pPr>
+      <w:r>
+        <w:rPr>
+          <w:rFonts w:ascii="Microsoft YaHei" w:hAnsi="Microsoft YaHei" w:eastAsia="Microsoft YaHei"/>
+          <w:sz w:val="21"/>
+          <w:szCs w:val="21"/>
+          <w:color w:val="1A2B3C"/>
+        </w:rPr>
+        <w:t>口播不必念全名（29 词 ≈ 12 秒），被问到时再报；中文提问就报中文那串。</w:t>
+      </w:r>
+    </w:p>
+    <w:p>
+      <w:pPr>
+        <w:spacing w:before="40" w:after="60" w:line="288" w:lineRule="auto"/>
+        <w:ind w:left="200" w:right="0" w:hanging="0"/>
+        <w:shd w:val="clear" w:color="auto" w:fill="F0FDFA"/>
+        <w:pBdr>
+          <w:left w:val="single" w:sz="18" w:space="8" w:color="0D9488"/>
+        </w:pBdr>
+      </w:pPr>
+      <w:r>
+        <w:rPr>
+          <w:rFonts w:ascii="Arial" w:hAnsi="Arial" w:eastAsia="Microsoft YaHei"/>
+          <w:sz w:val="21"/>
+          <w:szCs w:val="21"/>
+          <w:color w:val="1A2B3C"/>
+        </w:rPr>
+        <w:t>F6. "Which member did what, and how much did each contribute?"</w:t>
+      </w:r>
+    </w:p>
+    <w:p>
+      <w:pPr>
+        <w:spacing w:before="40" w:after="60" w:line="288" w:lineRule="auto"/>
+        <w:ind w:left="200" w:right="0" w:hanging="0"/>
+        <w:shd w:val="clear" w:color="auto" w:fill="F0FDFA"/>
+        <w:pBdr>
+          <w:left w:val="single" w:sz="18" w:space="8" w:color="0D9488"/>
+        </w:pBdr>
+      </w:pPr>
+      <w:r>
+        <w:rPr>
+          <w:rFonts w:ascii="Arial" w:hAnsi="Arial" w:eastAsia="Microsoft YaHei"/>
+          <w:sz w:val="21"/>
+          <w:szCs w:val="21"/>
+          <w:color w:val="1A2B3C"/>
+        </w:rPr>
+        <w:t>Same split as F1: A owns rules, evidence and evaluation; B data and offline models; C optimisation and dispatch; D graph, QA, API and frontend. Contribution is covered by the individual peer-review forms, and the git history shows cross-review rather than siloed modules.</w:t>
+      </w:r>
+    </w:p>
+    <w:p>
+      <w:pPr>
         <w:spacing w:before="0" w:after="80" w:line="288" w:lineRule="auto"/>
         <w:pBdr>
           <w:bottom w:val="single" w:sz="6" w:space="2" w:color="D8E0E8"/>
